--- a/docs/manuscripts/target_journal_packages/jamia_open_submission_manuscript_B/manuscript_B_jamia_open_research_and_applications.docx
+++ b/docs/manuscripts/target_journal_packages/jamia_open_submission_manuscript_B/manuscript_B_jamia_open_research_and_applications.docx
@@ -1142,7 +1142,7 @@
         <w:pStyle w:val="FirstParagraph"/>
       </w:pPr>
       <w:r>
-        <w:t xml:space="preserve">[Insert funding statement]</w:t>
+        <w:t xml:space="preserve">No specific external funding was received for this framework development, manuscript preparation, or prototype implementation work.</w:t>
       </w:r>
     </w:p>
     <w:bookmarkEnd w:id="28"/>
@@ -1186,7 +1186,7 @@
         <w:pStyle w:val="FirstParagraph"/>
       </w:pPr>
       <w:r>
-        <w:t xml:space="preserve">[Insert conflict of interest statement]</w:t>
+        <w:t xml:space="preserve">Dr. Siddalingaiah H S is the lead architect and maintainer of the SentinelCare concept, manuscripts, and prototype repository. No commercial product revenue is reported for the work described in this manuscript.</w:t>
       </w:r>
     </w:p>
     <w:bookmarkEnd w:id="30"/>

--- a/docs/manuscripts/target_journal_packages/jamia_open_submission_manuscript_B/manuscript_B_jamia_open_research_and_applications.docx
+++ b/docs/manuscripts/target_journal_packages/jamia_open_submission_manuscript_B/manuscript_B_jamia_open_research_and_applications.docx
@@ -1186,7 +1186,7 @@
         <w:pStyle w:val="FirstParagraph"/>
       </w:pPr>
       <w:r>
-        <w:t xml:space="preserve">Dr. Siddalingaiah H S is the lead architect and maintainer of the SentinelCare concept, manuscripts, and prototype repository. No commercial product revenue is reported for the work described in this manuscript.</w:t>
+        <w:t xml:space="preserve">Dr Siddalingaiah H S is the lead architect and maintainer of the SentinelCare concept, manuscripts, and prototype repository. No commercial product revenue is reported for the work described in this manuscript.</w:t>
       </w:r>
     </w:p>
     <w:bookmarkEnd w:id="30"/>
